--- a/arbeitsblaetter/Benoteter_Steckbrief.docx
+++ b/arbeitsblaetter/Benoteter_Steckbrief.docx
@@ -2848,7 +2848,7 @@
           <w:color w:val="1D6765"/>
           <w:sz w:val="18"/>
         </w:rPr>
-        <w:t>Notenschlüssel: Note = 1 + 5 × (Punkte / 20). Auf eine Dezimalstelle runden. 12/20 = Note 4.0.</w:t>
+        <w:t>Notenschlüssel: Note = 1 + 5 × (Punkte / 20). Kaufmännisch auf eine Dezimalstelle runden. 12/20 = Note 4.0.</w:t>
       </w:r>
     </w:p>
     <w:p>

--- a/arbeitsblaetter/Benoteter_Steckbrief.docx
+++ b/arbeitsblaetter/Benoteter_Steckbrief.docx
@@ -944,7 +944,7 @@
     </w:p>
     <w:p>
       <w:pPr>
-        <w:spacing w:after="160"/>
+        <w:spacing w:after="100"/>
       </w:pPr>
       <w:r>
         <w:rPr>
@@ -979,9 +979,9 @@
             <w:tcW w:type="dxa" w:w="510"/>
             <w:shd w:fill="EAF4F3"/>
             <w:tcMar>
-              <w:top w:w="85" w:type="dxa"/>
+              <w:top w:w="65" w:type="dxa"/>
               <w:start w:w="100" w:type="dxa"/>
-              <w:bottom w:w="85" w:type="dxa"/>
+              <w:bottom w:w="65" w:type="dxa"/>
               <w:end w:w="100" w:type="dxa"/>
             </w:tcMar>
             <w:vAlign w:val="center"/>
@@ -1007,9 +1007,9 @@
             <w:tcW w:type="dxa" w:w="2268"/>
             <w:shd w:fill="EAF4F3"/>
             <w:tcMar>
-              <w:top w:w="85" w:type="dxa"/>
+              <w:top w:w="65" w:type="dxa"/>
               <w:start w:w="100" w:type="dxa"/>
-              <w:bottom w:w="85" w:type="dxa"/>
+              <w:bottom w:w="65" w:type="dxa"/>
               <w:end w:w="100" w:type="dxa"/>
             </w:tcMar>
             <w:vAlign w:val="center"/>
@@ -1035,9 +1035,9 @@
             <w:tcW w:type="dxa" w:w="4649"/>
             <w:shd w:fill="EAF4F3"/>
             <w:tcMar>
-              <w:top w:w="85" w:type="dxa"/>
+              <w:top w:w="65" w:type="dxa"/>
               <w:start w:w="100" w:type="dxa"/>
-              <w:bottom w:w="85" w:type="dxa"/>
+              <w:bottom w:w="65" w:type="dxa"/>
               <w:end w:w="100" w:type="dxa"/>
             </w:tcMar>
             <w:vAlign w:val="center"/>
@@ -1063,9 +1063,9 @@
             <w:tcW w:type="dxa" w:w="907"/>
             <w:shd w:fill="EAF4F3"/>
             <w:tcMar>
-              <w:top w:w="85" w:type="dxa"/>
+              <w:top w:w="65" w:type="dxa"/>
               <w:start w:w="100" w:type="dxa"/>
-              <w:bottom w:w="85" w:type="dxa"/>
+              <w:bottom w:w="65" w:type="dxa"/>
               <w:end w:w="100" w:type="dxa"/>
             </w:tcMar>
             <w:vAlign w:val="center"/>
@@ -1091,9 +1091,9 @@
             <w:tcW w:type="dxa" w:w="907"/>
             <w:shd w:fill="EAF4F3"/>
             <w:tcMar>
-              <w:top w:w="85" w:type="dxa"/>
+              <w:top w:w="65" w:type="dxa"/>
               <w:start w:w="100" w:type="dxa"/>
-              <w:bottom w:w="85" w:type="dxa"/>
+              <w:bottom w:w="65" w:type="dxa"/>
               <w:end w:w="100" w:type="dxa"/>
             </w:tcMar>
             <w:vAlign w:val="center"/>
@@ -1123,9 +1123,9 @@
           <w:tcPr>
             <w:tcW w:type="dxa" w:w="510"/>
             <w:tcMar>
-              <w:top w:w="70" w:type="dxa"/>
+              <w:top w:w="50" w:type="dxa"/>
               <w:start w:w="90" w:type="dxa"/>
-              <w:bottom w:w="70" w:type="dxa"/>
+              <w:bottom w:w="50" w:type="dxa"/>
               <w:end w:w="90" w:type="dxa"/>
             </w:tcMar>
             <w:vAlign w:val="center"/>
@@ -1156,9 +1156,9 @@
           <w:tcPr>
             <w:tcW w:type="dxa" w:w="2268"/>
             <w:tcMar>
-              <w:top w:w="70" w:type="dxa"/>
+              <w:top w:w="50" w:type="dxa"/>
               <w:start w:w="90" w:type="dxa"/>
-              <w:bottom w:w="70" w:type="dxa"/>
+              <w:bottom w:w="50" w:type="dxa"/>
               <w:end w:w="90" w:type="dxa"/>
             </w:tcMar>
             <w:vAlign w:val="center"/>
@@ -1189,9 +1189,9 @@
           <w:tcPr>
             <w:tcW w:type="dxa" w:w="4649"/>
             <w:tcMar>
-              <w:top w:w="70" w:type="dxa"/>
+              <w:top w:w="50" w:type="dxa"/>
               <w:start w:w="90" w:type="dxa"/>
-              <w:bottom w:w="70" w:type="dxa"/>
+              <w:bottom w:w="50" w:type="dxa"/>
               <w:end w:w="90" w:type="dxa"/>
             </w:tcMar>
             <w:vAlign w:val="center"/>
@@ -1222,9 +1222,9 @@
           <w:tcPr>
             <w:tcW w:type="dxa" w:w="907"/>
             <w:tcMar>
-              <w:top w:w="70" w:type="dxa"/>
+              <w:top w:w="50" w:type="dxa"/>
               <w:start w:w="90" w:type="dxa"/>
-              <w:bottom w:w="70" w:type="dxa"/>
+              <w:bottom w:w="50" w:type="dxa"/>
               <w:end w:w="90" w:type="dxa"/>
             </w:tcMar>
             <w:vAlign w:val="center"/>
@@ -1255,9 +1255,9 @@
           <w:tcPr>
             <w:tcW w:type="dxa" w:w="907"/>
             <w:tcMar>
-              <w:top w:w="70" w:type="dxa"/>
+              <w:top w:w="50" w:type="dxa"/>
               <w:start w:w="90" w:type="dxa"/>
-              <w:bottom w:w="70" w:type="dxa"/>
+              <w:bottom w:w="50" w:type="dxa"/>
               <w:end w:w="90" w:type="dxa"/>
             </w:tcMar>
             <w:vAlign w:val="center"/>
@@ -1292,9 +1292,9 @@
           <w:tcPr>
             <w:tcW w:type="dxa" w:w="510"/>
             <w:tcMar>
-              <w:top w:w="70" w:type="dxa"/>
+              <w:top w:w="50" w:type="dxa"/>
               <w:start w:w="90" w:type="dxa"/>
-              <w:bottom w:w="70" w:type="dxa"/>
+              <w:bottom w:w="50" w:type="dxa"/>
               <w:end w:w="90" w:type="dxa"/>
             </w:tcMar>
             <w:vAlign w:val="center"/>
@@ -1325,9 +1325,9 @@
           <w:tcPr>
             <w:tcW w:type="dxa" w:w="2268"/>
             <w:tcMar>
-              <w:top w:w="70" w:type="dxa"/>
+              <w:top w:w="50" w:type="dxa"/>
               <w:start w:w="90" w:type="dxa"/>
-              <w:bottom w:w="70" w:type="dxa"/>
+              <w:bottom w:w="50" w:type="dxa"/>
               <w:end w:w="90" w:type="dxa"/>
             </w:tcMar>
             <w:vAlign w:val="center"/>
@@ -1358,9 +1358,9 @@
           <w:tcPr>
             <w:tcW w:type="dxa" w:w="4649"/>
             <w:tcMar>
-              <w:top w:w="70" w:type="dxa"/>
+              <w:top w:w="50" w:type="dxa"/>
               <w:start w:w="90" w:type="dxa"/>
-              <w:bottom w:w="70" w:type="dxa"/>
+              <w:bottom w:w="50" w:type="dxa"/>
               <w:end w:w="90" w:type="dxa"/>
             </w:tcMar>
             <w:vAlign w:val="center"/>
@@ -1391,9 +1391,9 @@
           <w:tcPr>
             <w:tcW w:type="dxa" w:w="907"/>
             <w:tcMar>
-              <w:top w:w="70" w:type="dxa"/>
+              <w:top w:w="50" w:type="dxa"/>
               <w:start w:w="90" w:type="dxa"/>
-              <w:bottom w:w="70" w:type="dxa"/>
+              <w:bottom w:w="50" w:type="dxa"/>
               <w:end w:w="90" w:type="dxa"/>
             </w:tcMar>
             <w:vAlign w:val="center"/>
@@ -1424,9 +1424,9 @@
           <w:tcPr>
             <w:tcW w:type="dxa" w:w="907"/>
             <w:tcMar>
-              <w:top w:w="70" w:type="dxa"/>
+              <w:top w:w="50" w:type="dxa"/>
               <w:start w:w="90" w:type="dxa"/>
-              <w:bottom w:w="70" w:type="dxa"/>
+              <w:bottom w:w="50" w:type="dxa"/>
               <w:end w:w="90" w:type="dxa"/>
             </w:tcMar>
             <w:vAlign w:val="center"/>
@@ -1461,9 +1461,9 @@
           <w:tcPr>
             <w:tcW w:type="dxa" w:w="510"/>
             <w:tcMar>
-              <w:top w:w="70" w:type="dxa"/>
+              <w:top w:w="50" w:type="dxa"/>
               <w:start w:w="90" w:type="dxa"/>
-              <w:bottom w:w="70" w:type="dxa"/>
+              <w:bottom w:w="50" w:type="dxa"/>
               <w:end w:w="90" w:type="dxa"/>
             </w:tcMar>
             <w:vAlign w:val="center"/>
@@ -1494,9 +1494,9 @@
           <w:tcPr>
             <w:tcW w:type="dxa" w:w="2268"/>
             <w:tcMar>
-              <w:top w:w="70" w:type="dxa"/>
+              <w:top w:w="50" w:type="dxa"/>
               <w:start w:w="90" w:type="dxa"/>
-              <w:bottom w:w="70" w:type="dxa"/>
+              <w:bottom w:w="50" w:type="dxa"/>
               <w:end w:w="90" w:type="dxa"/>
             </w:tcMar>
             <w:vAlign w:val="center"/>
@@ -1527,9 +1527,9 @@
           <w:tcPr>
             <w:tcW w:type="dxa" w:w="4649"/>
             <w:tcMar>
-              <w:top w:w="70" w:type="dxa"/>
+              <w:top w:w="50" w:type="dxa"/>
               <w:start w:w="90" w:type="dxa"/>
-              <w:bottom w:w="70" w:type="dxa"/>
+              <w:bottom w:w="50" w:type="dxa"/>
               <w:end w:w="90" w:type="dxa"/>
             </w:tcMar>
             <w:vAlign w:val="center"/>
@@ -1560,9 +1560,9 @@
           <w:tcPr>
             <w:tcW w:type="dxa" w:w="907"/>
             <w:tcMar>
-              <w:top w:w="70" w:type="dxa"/>
+              <w:top w:w="50" w:type="dxa"/>
               <w:start w:w="90" w:type="dxa"/>
-              <w:bottom w:w="70" w:type="dxa"/>
+              <w:bottom w:w="50" w:type="dxa"/>
               <w:end w:w="90" w:type="dxa"/>
             </w:tcMar>
             <w:vAlign w:val="center"/>
@@ -1593,9 +1593,9 @@
           <w:tcPr>
             <w:tcW w:type="dxa" w:w="907"/>
             <w:tcMar>
-              <w:top w:w="70" w:type="dxa"/>
+              <w:top w:w="50" w:type="dxa"/>
               <w:start w:w="90" w:type="dxa"/>
-              <w:bottom w:w="70" w:type="dxa"/>
+              <w:bottom w:w="50" w:type="dxa"/>
               <w:end w:w="90" w:type="dxa"/>
             </w:tcMar>
             <w:vAlign w:val="center"/>
@@ -1630,9 +1630,9 @@
           <w:tcPr>
             <w:tcW w:type="dxa" w:w="510"/>
             <w:tcMar>
-              <w:top w:w="70" w:type="dxa"/>
+              <w:top w:w="50" w:type="dxa"/>
               <w:start w:w="90" w:type="dxa"/>
-              <w:bottom w:w="70" w:type="dxa"/>
+              <w:bottom w:w="50" w:type="dxa"/>
               <w:end w:w="90" w:type="dxa"/>
             </w:tcMar>
             <w:vAlign w:val="center"/>
@@ -1663,9 +1663,9 @@
           <w:tcPr>
             <w:tcW w:type="dxa" w:w="2268"/>
             <w:tcMar>
-              <w:top w:w="70" w:type="dxa"/>
+              <w:top w:w="50" w:type="dxa"/>
               <w:start w:w="90" w:type="dxa"/>
-              <w:bottom w:w="70" w:type="dxa"/>
+              <w:bottom w:w="50" w:type="dxa"/>
               <w:end w:w="90" w:type="dxa"/>
             </w:tcMar>
             <w:vAlign w:val="center"/>
@@ -1696,9 +1696,9 @@
           <w:tcPr>
             <w:tcW w:type="dxa" w:w="4649"/>
             <w:tcMar>
-              <w:top w:w="70" w:type="dxa"/>
+              <w:top w:w="50" w:type="dxa"/>
               <w:start w:w="90" w:type="dxa"/>
-              <w:bottom w:w="70" w:type="dxa"/>
+              <w:bottom w:w="50" w:type="dxa"/>
               <w:end w:w="90" w:type="dxa"/>
             </w:tcMar>
             <w:vAlign w:val="center"/>
@@ -1729,9 +1729,9 @@
           <w:tcPr>
             <w:tcW w:type="dxa" w:w="907"/>
             <w:tcMar>
-              <w:top w:w="70" w:type="dxa"/>
+              <w:top w:w="50" w:type="dxa"/>
               <w:start w:w="90" w:type="dxa"/>
-              <w:bottom w:w="70" w:type="dxa"/>
+              <w:bottom w:w="50" w:type="dxa"/>
               <w:end w:w="90" w:type="dxa"/>
             </w:tcMar>
             <w:vAlign w:val="center"/>
@@ -1762,9 +1762,9 @@
           <w:tcPr>
             <w:tcW w:type="dxa" w:w="907"/>
             <w:tcMar>
-              <w:top w:w="70" w:type="dxa"/>
+              <w:top w:w="50" w:type="dxa"/>
               <w:start w:w="90" w:type="dxa"/>
-              <w:bottom w:w="70" w:type="dxa"/>
+              <w:bottom w:w="50" w:type="dxa"/>
               <w:end w:w="90" w:type="dxa"/>
             </w:tcMar>
             <w:vAlign w:val="center"/>
@@ -1799,9 +1799,9 @@
           <w:tcPr>
             <w:tcW w:type="dxa" w:w="510"/>
             <w:tcMar>
-              <w:top w:w="70" w:type="dxa"/>
+              <w:top w:w="50" w:type="dxa"/>
               <w:start w:w="90" w:type="dxa"/>
-              <w:bottom w:w="70" w:type="dxa"/>
+              <w:bottom w:w="50" w:type="dxa"/>
               <w:end w:w="90" w:type="dxa"/>
             </w:tcMar>
             <w:vAlign w:val="center"/>
@@ -1832,9 +1832,9 @@
           <w:tcPr>
             <w:tcW w:type="dxa" w:w="2268"/>
             <w:tcMar>
-              <w:top w:w="70" w:type="dxa"/>
+              <w:top w:w="50" w:type="dxa"/>
               <w:start w:w="90" w:type="dxa"/>
-              <w:bottom w:w="70" w:type="dxa"/>
+              <w:bottom w:w="50" w:type="dxa"/>
               <w:end w:w="90" w:type="dxa"/>
             </w:tcMar>
             <w:vAlign w:val="center"/>
@@ -1865,9 +1865,9 @@
           <w:tcPr>
             <w:tcW w:type="dxa" w:w="4649"/>
             <w:tcMar>
-              <w:top w:w="70" w:type="dxa"/>
+              <w:top w:w="50" w:type="dxa"/>
               <w:start w:w="90" w:type="dxa"/>
-              <w:bottom w:w="70" w:type="dxa"/>
+              <w:bottom w:w="50" w:type="dxa"/>
               <w:end w:w="90" w:type="dxa"/>
             </w:tcMar>
             <w:vAlign w:val="center"/>
@@ -1898,9 +1898,9 @@
           <w:tcPr>
             <w:tcW w:type="dxa" w:w="907"/>
             <w:tcMar>
-              <w:top w:w="70" w:type="dxa"/>
+              <w:top w:w="50" w:type="dxa"/>
               <w:start w:w="90" w:type="dxa"/>
-              <w:bottom w:w="70" w:type="dxa"/>
+              <w:bottom w:w="50" w:type="dxa"/>
               <w:end w:w="90" w:type="dxa"/>
             </w:tcMar>
             <w:vAlign w:val="center"/>
@@ -1931,9 +1931,9 @@
           <w:tcPr>
             <w:tcW w:type="dxa" w:w="907"/>
             <w:tcMar>
-              <w:top w:w="70" w:type="dxa"/>
+              <w:top w:w="50" w:type="dxa"/>
               <w:start w:w="90" w:type="dxa"/>
-              <w:bottom w:w="70" w:type="dxa"/>
+              <w:bottom w:w="50" w:type="dxa"/>
               <w:end w:w="90" w:type="dxa"/>
             </w:tcMar>
             <w:vAlign w:val="center"/>
@@ -1968,9 +1968,9 @@
           <w:tcPr>
             <w:tcW w:type="dxa" w:w="510"/>
             <w:tcMar>
-              <w:top w:w="70" w:type="dxa"/>
+              <w:top w:w="50" w:type="dxa"/>
               <w:start w:w="90" w:type="dxa"/>
-              <w:bottom w:w="70" w:type="dxa"/>
+              <w:bottom w:w="50" w:type="dxa"/>
               <w:end w:w="90" w:type="dxa"/>
             </w:tcMar>
             <w:vAlign w:val="center"/>
@@ -2001,9 +2001,9 @@
           <w:tcPr>
             <w:tcW w:type="dxa" w:w="2268"/>
             <w:tcMar>
-              <w:top w:w="70" w:type="dxa"/>
+              <w:top w:w="50" w:type="dxa"/>
               <w:start w:w="90" w:type="dxa"/>
-              <w:bottom w:w="70" w:type="dxa"/>
+              <w:bottom w:w="50" w:type="dxa"/>
               <w:end w:w="90" w:type="dxa"/>
             </w:tcMar>
             <w:vAlign w:val="center"/>
@@ -2034,9 +2034,9 @@
           <w:tcPr>
             <w:tcW w:type="dxa" w:w="4649"/>
             <w:tcMar>
-              <w:top w:w="70" w:type="dxa"/>
+              <w:top w:w="50" w:type="dxa"/>
               <w:start w:w="90" w:type="dxa"/>
-              <w:bottom w:w="70" w:type="dxa"/>
+              <w:bottom w:w="50" w:type="dxa"/>
               <w:end w:w="90" w:type="dxa"/>
             </w:tcMar>
             <w:vAlign w:val="center"/>
@@ -2067,9 +2067,9 @@
           <w:tcPr>
             <w:tcW w:type="dxa" w:w="907"/>
             <w:tcMar>
-              <w:top w:w="70" w:type="dxa"/>
+              <w:top w:w="50" w:type="dxa"/>
               <w:start w:w="90" w:type="dxa"/>
-              <w:bottom w:w="70" w:type="dxa"/>
+              <w:bottom w:w="50" w:type="dxa"/>
               <w:end w:w="90" w:type="dxa"/>
             </w:tcMar>
             <w:vAlign w:val="center"/>
@@ -2100,9 +2100,9 @@
           <w:tcPr>
             <w:tcW w:type="dxa" w:w="907"/>
             <w:tcMar>
-              <w:top w:w="70" w:type="dxa"/>
+              <w:top w:w="50" w:type="dxa"/>
               <w:start w:w="90" w:type="dxa"/>
-              <w:bottom w:w="70" w:type="dxa"/>
+              <w:bottom w:w="50" w:type="dxa"/>
               <w:end w:w="90" w:type="dxa"/>
             </w:tcMar>
             <w:vAlign w:val="center"/>
@@ -2137,9 +2137,9 @@
           <w:tcPr>
             <w:tcW w:type="dxa" w:w="510"/>
             <w:tcMar>
-              <w:top w:w="70" w:type="dxa"/>
+              <w:top w:w="50" w:type="dxa"/>
               <w:start w:w="90" w:type="dxa"/>
-              <w:bottom w:w="70" w:type="dxa"/>
+              <w:bottom w:w="50" w:type="dxa"/>
               <w:end w:w="90" w:type="dxa"/>
             </w:tcMar>
             <w:vAlign w:val="center"/>
@@ -2170,9 +2170,9 @@
           <w:tcPr>
             <w:tcW w:type="dxa" w:w="2268"/>
             <w:tcMar>
-              <w:top w:w="70" w:type="dxa"/>
+              <w:top w:w="50" w:type="dxa"/>
               <w:start w:w="90" w:type="dxa"/>
-              <w:bottom w:w="70" w:type="dxa"/>
+              <w:bottom w:w="50" w:type="dxa"/>
               <w:end w:w="90" w:type="dxa"/>
             </w:tcMar>
             <w:vAlign w:val="center"/>
@@ -2203,9 +2203,9 @@
           <w:tcPr>
             <w:tcW w:type="dxa" w:w="4649"/>
             <w:tcMar>
-              <w:top w:w="70" w:type="dxa"/>
+              <w:top w:w="50" w:type="dxa"/>
               <w:start w:w="90" w:type="dxa"/>
-              <w:bottom w:w="70" w:type="dxa"/>
+              <w:bottom w:w="50" w:type="dxa"/>
               <w:end w:w="90" w:type="dxa"/>
             </w:tcMar>
             <w:vAlign w:val="center"/>
@@ -2236,9 +2236,9 @@
           <w:tcPr>
             <w:tcW w:type="dxa" w:w="907"/>
             <w:tcMar>
-              <w:top w:w="70" w:type="dxa"/>
+              <w:top w:w="50" w:type="dxa"/>
               <w:start w:w="90" w:type="dxa"/>
-              <w:bottom w:w="70" w:type="dxa"/>
+              <w:bottom w:w="50" w:type="dxa"/>
               <w:end w:w="90" w:type="dxa"/>
             </w:tcMar>
             <w:vAlign w:val="center"/>
@@ -2269,9 +2269,9 @@
           <w:tcPr>
             <w:tcW w:type="dxa" w:w="907"/>
             <w:tcMar>
-              <w:top w:w="70" w:type="dxa"/>
+              <w:top w:w="50" w:type="dxa"/>
               <w:start w:w="90" w:type="dxa"/>
-              <w:bottom w:w="70" w:type="dxa"/>
+              <w:bottom w:w="50" w:type="dxa"/>
               <w:end w:w="90" w:type="dxa"/>
             </w:tcMar>
             <w:vAlign w:val="center"/>
@@ -2306,9 +2306,9 @@
           <w:tcPr>
             <w:tcW w:type="dxa" w:w="510"/>
             <w:tcMar>
-              <w:top w:w="70" w:type="dxa"/>
+              <w:top w:w="50" w:type="dxa"/>
               <w:start w:w="90" w:type="dxa"/>
-              <w:bottom w:w="70" w:type="dxa"/>
+              <w:bottom w:w="50" w:type="dxa"/>
               <w:end w:w="90" w:type="dxa"/>
             </w:tcMar>
             <w:vAlign w:val="center"/>
@@ -2339,9 +2339,9 @@
           <w:tcPr>
             <w:tcW w:type="dxa" w:w="2268"/>
             <w:tcMar>
-              <w:top w:w="70" w:type="dxa"/>
+              <w:top w:w="50" w:type="dxa"/>
               <w:start w:w="90" w:type="dxa"/>
-              <w:bottom w:w="70" w:type="dxa"/>
+              <w:bottom w:w="50" w:type="dxa"/>
               <w:end w:w="90" w:type="dxa"/>
             </w:tcMar>
             <w:vAlign w:val="center"/>
@@ -2372,9 +2372,9 @@
           <w:tcPr>
             <w:tcW w:type="dxa" w:w="4649"/>
             <w:tcMar>
-              <w:top w:w="70" w:type="dxa"/>
+              <w:top w:w="50" w:type="dxa"/>
               <w:start w:w="90" w:type="dxa"/>
-              <w:bottom w:w="70" w:type="dxa"/>
+              <w:bottom w:w="50" w:type="dxa"/>
               <w:end w:w="90" w:type="dxa"/>
             </w:tcMar>
             <w:vAlign w:val="center"/>
@@ -2405,9 +2405,9 @@
           <w:tcPr>
             <w:tcW w:type="dxa" w:w="907"/>
             <w:tcMar>
-              <w:top w:w="70" w:type="dxa"/>
+              <w:top w:w="50" w:type="dxa"/>
               <w:start w:w="90" w:type="dxa"/>
-              <w:bottom w:w="70" w:type="dxa"/>
+              <w:bottom w:w="50" w:type="dxa"/>
               <w:end w:w="90" w:type="dxa"/>
             </w:tcMar>
             <w:vAlign w:val="center"/>
@@ -2438,9 +2438,9 @@
           <w:tcPr>
             <w:tcW w:type="dxa" w:w="907"/>
             <w:tcMar>
-              <w:top w:w="70" w:type="dxa"/>
+              <w:top w:w="50" w:type="dxa"/>
               <w:start w:w="90" w:type="dxa"/>
-              <w:bottom w:w="70" w:type="dxa"/>
+              <w:bottom w:w="50" w:type="dxa"/>
               <w:end w:w="90" w:type="dxa"/>
             </w:tcMar>
             <w:vAlign w:val="center"/>
@@ -2475,9 +2475,9 @@
           <w:tcPr>
             <w:tcW w:type="dxa" w:w="510"/>
             <w:tcMar>
-              <w:top w:w="70" w:type="dxa"/>
+              <w:top w:w="50" w:type="dxa"/>
               <w:start w:w="90" w:type="dxa"/>
-              <w:bottom w:w="70" w:type="dxa"/>
+              <w:bottom w:w="50" w:type="dxa"/>
               <w:end w:w="90" w:type="dxa"/>
             </w:tcMar>
             <w:vAlign w:val="center"/>
@@ -2508,9 +2508,9 @@
           <w:tcPr>
             <w:tcW w:type="dxa" w:w="2268"/>
             <w:tcMar>
-              <w:top w:w="70" w:type="dxa"/>
+              <w:top w:w="50" w:type="dxa"/>
               <w:start w:w="90" w:type="dxa"/>
-              <w:bottom w:w="70" w:type="dxa"/>
+              <w:bottom w:w="50" w:type="dxa"/>
               <w:end w:w="90" w:type="dxa"/>
             </w:tcMar>
             <w:vAlign w:val="center"/>
@@ -2541,9 +2541,9 @@
           <w:tcPr>
             <w:tcW w:type="dxa" w:w="4649"/>
             <w:tcMar>
-              <w:top w:w="70" w:type="dxa"/>
+              <w:top w:w="50" w:type="dxa"/>
               <w:start w:w="90" w:type="dxa"/>
-              <w:bottom w:w="70" w:type="dxa"/>
+              <w:bottom w:w="50" w:type="dxa"/>
               <w:end w:w="90" w:type="dxa"/>
             </w:tcMar>
             <w:vAlign w:val="center"/>
@@ -2574,9 +2574,9 @@
           <w:tcPr>
             <w:tcW w:type="dxa" w:w="907"/>
             <w:tcMar>
-              <w:top w:w="70" w:type="dxa"/>
+              <w:top w:w="50" w:type="dxa"/>
               <w:start w:w="90" w:type="dxa"/>
-              <w:bottom w:w="70" w:type="dxa"/>
+              <w:bottom w:w="50" w:type="dxa"/>
               <w:end w:w="90" w:type="dxa"/>
             </w:tcMar>
             <w:vAlign w:val="center"/>
@@ -2607,9 +2607,9 @@
           <w:tcPr>
             <w:tcW w:type="dxa" w:w="907"/>
             <w:tcMar>
-              <w:top w:w="70" w:type="dxa"/>
+              <w:top w:w="50" w:type="dxa"/>
               <w:start w:w="90" w:type="dxa"/>
-              <w:bottom w:w="70" w:type="dxa"/>
+              <w:bottom w:w="50" w:type="dxa"/>
               <w:end w:w="90" w:type="dxa"/>
             </w:tcMar>
             <w:vAlign w:val="center"/>
@@ -2644,9 +2644,9 @@
           <w:tcPr>
             <w:tcW w:type="dxa" w:w="510"/>
             <w:tcMar>
-              <w:top w:w="70" w:type="dxa"/>
+              <w:top w:w="50" w:type="dxa"/>
               <w:start w:w="90" w:type="dxa"/>
-              <w:bottom w:w="70" w:type="dxa"/>
+              <w:bottom w:w="50" w:type="dxa"/>
               <w:end w:w="90" w:type="dxa"/>
             </w:tcMar>
             <w:vAlign w:val="center"/>
@@ -2677,9 +2677,9 @@
           <w:tcPr>
             <w:tcW w:type="dxa" w:w="2268"/>
             <w:tcMar>
-              <w:top w:w="70" w:type="dxa"/>
+              <w:top w:w="50" w:type="dxa"/>
               <w:start w:w="90" w:type="dxa"/>
-              <w:bottom w:w="70" w:type="dxa"/>
+              <w:bottom w:w="50" w:type="dxa"/>
               <w:end w:w="90" w:type="dxa"/>
             </w:tcMar>
             <w:vAlign w:val="center"/>
@@ -2710,9 +2710,9 @@
           <w:tcPr>
             <w:tcW w:type="dxa" w:w="4649"/>
             <w:tcMar>
-              <w:top w:w="70" w:type="dxa"/>
+              <w:top w:w="50" w:type="dxa"/>
               <w:start w:w="90" w:type="dxa"/>
-              <w:bottom w:w="70" w:type="dxa"/>
+              <w:bottom w:w="50" w:type="dxa"/>
               <w:end w:w="90" w:type="dxa"/>
             </w:tcMar>
             <w:vAlign w:val="center"/>
@@ -2743,9 +2743,9 @@
           <w:tcPr>
             <w:tcW w:type="dxa" w:w="907"/>
             <w:tcMar>
-              <w:top w:w="70" w:type="dxa"/>
+              <w:top w:w="50" w:type="dxa"/>
               <w:start w:w="90" w:type="dxa"/>
-              <w:bottom w:w="70" w:type="dxa"/>
+              <w:bottom w:w="50" w:type="dxa"/>
               <w:end w:w="90" w:type="dxa"/>
             </w:tcMar>
             <w:vAlign w:val="center"/>
@@ -2776,9 +2776,9 @@
           <w:tcPr>
             <w:tcW w:type="dxa" w:w="907"/>
             <w:tcMar>
-              <w:top w:w="70" w:type="dxa"/>
+              <w:top w:w="50" w:type="dxa"/>
               <w:start w:w="90" w:type="dxa"/>
-              <w:bottom w:w="70" w:type="dxa"/>
+              <w:bottom w:w="50" w:type="dxa"/>
               <w:end w:w="90" w:type="dxa"/>
             </w:tcMar>
             <w:vAlign w:val="center"/>
@@ -2808,7 +2808,7 @@
     </w:tbl>
     <w:p>
       <w:pPr>
-        <w:spacing w:before="160" w:after="60"/>
+        <w:spacing w:before="100" w:after="40"/>
       </w:pPr>
       <w:r>
         <w:rPr>
@@ -2823,7 +2823,7 @@
     </w:p>
     <w:p>
       <w:pPr>
-        <w:spacing w:after="40"/>
+        <w:spacing w:after="20"/>
       </w:pPr>
       <w:r>
         <w:rPr>
@@ -2838,7 +2838,7 @@
     </w:p>
     <w:p>
       <w:pPr>
-        <w:spacing w:after="40"/>
+        <w:spacing w:after="20"/>
       </w:pPr>
       <w:r>
         <w:rPr>
@@ -2868,7 +2868,7 @@
     </w:p>
     <w:sectPr>
       <w:pgSz w:w="11906" w:h="16838"/>
-      <w:pgMar w:top="964" w:right="1049" w:bottom="850" w:left="1049" w:header="255" w:footer="312" w:gutter="0"/>
+      <w:pgMar w:top="879" w:right="1049" w:bottom="765" w:left="1049" w:header="255" w:footer="312" w:gutter="0"/>
       <w:cols w:space="720"/>
       <w:docGrid w:linePitch="360"/>
     </w:sectPr>

--- a/arbeitsblaetter/Benoteter_Steckbrief.docx
+++ b/arbeitsblaetter/Benoteter_Steckbrief.docx
@@ -2735,7 +2735,7 @@
                 <w:color w:val="172A3A"/>
                 <w:sz w:val="17"/>
               </w:rPr>
-              <w:t>Dateiname korrekt; nichts abgeschnitten/überlappt; Dokument gut lesbar.</w:t>
+              <w:t>Dateiname korrekt; nichts abgeschnitten; nichts überlappt; gut lesbar.</w:t>
             </w:r>
           </w:p>
         </w:tc>
